--- a/coursenotes.docx
+++ b/coursenotes.docx
@@ -4,13 +4,42 @@
   <w:body>
     <w:p>
       <w:r>
-        <w:t>Keras is an open source Neural Network library written in python.</w:t>
-      </w:r>
-    </w:p>
-    <w:p>
-      <w:r>
-        <w:t>Tensorflow is an open source ML Framwork</w:t>
-      </w:r>
+        <w:t xml:space="preserve">Useful links: </w:t>
+      </w:r>
+      <w:hyperlink r:id="rId5" w:history="1">
+        <w:r>
+          <w:rPr>
+            <w:rStyle w:val="Hyperlink"/>
+          </w:rPr>
+          <w:t>Advance House Price Prediction-Feature Selection</w:t>
+        </w:r>
+      </w:hyperlink>
+    </w:p>
+    <w:p/>
+    <w:p>
+      <w:proofErr w:type="spellStart"/>
+      <w:r>
+        <w:t>Keras</w:t>
+      </w:r>
+      <w:proofErr w:type="spellEnd"/>
+      <w:r>
+        <w:t xml:space="preserve"> is an open source Neural Network library written in python.</w:t>
+      </w:r>
+    </w:p>
+    <w:p>
+      <w:proofErr w:type="spellStart"/>
+      <w:r>
+        <w:t>Tensorflow</w:t>
+      </w:r>
+      <w:proofErr w:type="spellEnd"/>
+      <w:r>
+        <w:t xml:space="preserve"> is an open source ML </w:t>
+      </w:r>
+      <w:proofErr w:type="spellStart"/>
+      <w:r>
+        <w:t>Framwork</w:t>
+      </w:r>
+      <w:proofErr w:type="spellEnd"/>
       <w:r>
         <w:t xml:space="preserve"> by google inc.</w:t>
       </w:r>
@@ -125,11 +154,6 @@
       </w:r>
     </w:p>
     <w:p/>
-    <w:p>
-      <w:r>
-        <w:t>Learning Path</w:t>
-      </w:r>
-    </w:p>
     <w:p>
       <w:pPr>
         <w:rPr>
@@ -159,7 +183,15 @@
         <w:t>Linear Regression</w:t>
       </w:r>
       <w:r>
-        <w:t xml:space="preserve"> (Metrics- mse, r2</w:t>
+        <w:t xml:space="preserve"> (Metrics- </w:t>
+      </w:r>
+      <w:proofErr w:type="spellStart"/>
+      <w:r>
+        <w:t>mse</w:t>
+      </w:r>
+      <w:proofErr w:type="spellEnd"/>
+      <w:r>
+        <w:t>, r2</w:t>
       </w:r>
       <w:r>
         <w:t xml:space="preserve">, </w:t>
@@ -252,7 +284,15 @@
         </w:numPr>
       </w:pPr>
       <w:r>
-        <w:t>Naïve Bayes(Gaussian Naiye Bayes</w:t>
+        <w:t xml:space="preserve">Naïve Bayes(Gaussian </w:t>
+      </w:r>
+      <w:proofErr w:type="spellStart"/>
+      <w:r>
+        <w:t>Naiye</w:t>
+      </w:r>
+      <w:proofErr w:type="spellEnd"/>
+      <w:r>
+        <w:t xml:space="preserve"> Bayes</w:t>
       </w:r>
       <w:r>
         <w:t xml:space="preserve"> for classification,</w:t>
@@ -348,7 +388,16 @@
         <w:pStyle w:val="ListParagraph"/>
       </w:pPr>
       <w:r>
-        <w:t xml:space="preserve">captures non linear </w:t>
+        <w:lastRenderedPageBreak/>
+        <w:t xml:space="preserve">captures </w:t>
+      </w:r>
+      <w:proofErr w:type="spellStart"/>
+      <w:r>
+        <w:t>non linear</w:t>
+      </w:r>
+      <w:proofErr w:type="spellEnd"/>
+      <w:r>
+        <w:t xml:space="preserve"> </w:t>
       </w:r>
       <w:r>
         <w:t>relationships effectively, no normalization required</w:t>
@@ -564,7 +613,15 @@
         <w:t xml:space="preserve"> </w:t>
       </w:r>
       <w:r>
-        <w:t xml:space="preserve">weight.  End result is  a </w:t>
+        <w:t xml:space="preserve">weight.  End result is  </w:t>
+      </w:r>
+      <w:proofErr w:type="spellStart"/>
+      <w:r>
+        <w:t>a</w:t>
+      </w:r>
+      <w:proofErr w:type="spellEnd"/>
+      <w:r>
+        <w:t xml:space="preserve"> </w:t>
       </w:r>
       <w:r>
         <w:t>additive combination of weak learners that form a strong classifier.</w:t>
@@ -690,14 +747,344 @@
           <w:u w:val="single"/>
         </w:rPr>
       </w:pPr>
-      <w:r>
+    </w:p>
+    <w:p>
+      <w:pPr>
         <w:rPr>
           <w:b/>
           <w:bCs/>
           <w:u w:val="single"/>
         </w:rPr>
+      </w:pPr>
+      <w:r>
+        <w:rPr>
+          <w:b/>
+          <w:bCs/>
+          <w:u w:val="single"/>
+        </w:rPr>
+        <w:t>EDA</w:t>
+      </w:r>
+    </w:p>
+    <w:p>
+      <w:r>
+        <w:t>Housing prices dataset</w:t>
+      </w:r>
+    </w:p>
+    <w:p>
+      <w:pPr>
+        <w:pStyle w:val="ListParagraph"/>
+        <w:numPr>
+          <w:ilvl w:val="0"/>
+          <w:numId w:val="4"/>
+        </w:numPr>
+      </w:pPr>
+      <w:r>
+        <w:t>EDA 1:</w:t>
+      </w:r>
+    </w:p>
+    <w:p>
+      <w:pPr>
+        <w:pStyle w:val="ListParagraph"/>
+        <w:numPr>
+          <w:ilvl w:val="0"/>
+          <w:numId w:val="5"/>
+        </w:numPr>
+      </w:pPr>
+      <w:r>
+        <w:t>Percentage of missing values</w:t>
+      </w:r>
+      <w:r>
+        <w:t xml:space="preserve"> for each of the feature</w:t>
+      </w:r>
+    </w:p>
+    <w:p>
+      <w:pPr>
+        <w:pStyle w:val="ListParagraph"/>
+        <w:numPr>
+          <w:ilvl w:val="0"/>
+          <w:numId w:val="5"/>
+        </w:numPr>
+      </w:pPr>
+      <w:r>
+        <w:t>How does missing values for each of the feature affect the target label?</w:t>
+      </w:r>
+    </w:p>
+    <w:p>
+      <w:pPr>
+        <w:pStyle w:val="ListParagraph"/>
+        <w:numPr>
+          <w:ilvl w:val="0"/>
+          <w:numId w:val="5"/>
+        </w:numPr>
+      </w:pPr>
+      <w:r>
+        <w:t xml:space="preserve">Identifying the numerical variables, </w:t>
+      </w:r>
+      <w:r>
+        <w:t>temporal (</w:t>
+      </w:r>
+      <w:r>
+        <w:t>year</w:t>
+      </w:r>
+      <w:r>
+        <w:t>)</w:t>
+      </w:r>
+      <w:r>
+        <w:t xml:space="preserve"> variables and discrete variables</w:t>
+      </w:r>
+      <w:r>
+        <w:t xml:space="preserve"> and seeing how their </w:t>
+      </w:r>
+      <w:r>
+        <w:t xml:space="preserve">values </w:t>
+      </w:r>
+      <w:r>
+        <w:t>affects the target label</w:t>
+      </w:r>
+      <w:r>
+        <w:t>’s median and mean</w:t>
+      </w:r>
+      <w:r>
+        <w:t>( Bar Plots)</w:t>
+      </w:r>
+    </w:p>
+    <w:p>
+      <w:pPr>
+        <w:pStyle w:val="ListParagraph"/>
+        <w:numPr>
+          <w:ilvl w:val="0"/>
+          <w:numId w:val="5"/>
+        </w:numPr>
+      </w:pPr>
+      <w:r>
+        <w:t>Histograms for continuous variables (to see their distribution)</w:t>
+      </w:r>
+    </w:p>
+    <w:p>
+      <w:pPr>
+        <w:pStyle w:val="ListParagraph"/>
+        <w:ind w:left="1440"/>
+      </w:pPr>
+      <w:proofErr w:type="spellStart"/>
+      <w:r>
+        <w:t>df</w:t>
+      </w:r>
+      <w:proofErr w:type="spellEnd"/>
+      <w:r>
+        <w:t>[feature].hist(bins=25)</w:t>
+      </w:r>
+    </w:p>
+    <w:p>
+      <w:pPr>
+        <w:pStyle w:val="ListParagraph"/>
+        <w:numPr>
+          <w:ilvl w:val="0"/>
+          <w:numId w:val="5"/>
+        </w:numPr>
+      </w:pPr>
+      <w:r>
+        <w:t xml:space="preserve">Applying log transformations </w:t>
+      </w:r>
+      <w:r>
+        <w:t xml:space="preserve">to continuous data and checking for </w:t>
+      </w:r>
+      <w:r>
+        <w:t xml:space="preserve"> skewed</w:t>
+      </w:r>
+      <w:r>
+        <w:t>ness.</w:t>
+      </w:r>
+    </w:p>
+    <w:p>
+      <w:pPr>
+        <w:pStyle w:val="ListParagraph"/>
+        <w:numPr>
+          <w:ilvl w:val="0"/>
+          <w:numId w:val="5"/>
+        </w:numPr>
+      </w:pPr>
+      <w:r>
+        <w:t>Checking for outliers with box plot</w:t>
+      </w:r>
+      <w:r>
+        <w:t xml:space="preserve"> in continuous data</w:t>
+      </w:r>
+    </w:p>
+    <w:p>
+      <w:pPr>
+        <w:ind w:left="1080"/>
+      </w:pPr>
+    </w:p>
+    <w:p>
+      <w:pPr>
+        <w:pStyle w:val="ListParagraph"/>
+        <w:numPr>
+          <w:ilvl w:val="0"/>
+          <w:numId w:val="4"/>
+        </w:numPr>
+      </w:pPr>
+      <w:r>
+        <w:t>EDA</w:t>
+      </w:r>
+      <w:r>
+        <w:t xml:space="preserve">2: </w:t>
+      </w:r>
+      <w:r>
+        <w:t>FEATURE ENGINEERING</w:t>
+      </w:r>
+    </w:p>
+    <w:p>
+      <w:pPr>
+        <w:pStyle w:val="ListParagraph"/>
+      </w:pPr>
+    </w:p>
+    <w:p>
+      <w:pPr>
+        <w:pStyle w:val="ListParagraph"/>
+        <w:numPr>
+          <w:ilvl w:val="0"/>
+          <w:numId w:val="6"/>
+        </w:numPr>
+      </w:pPr>
+      <w:r>
+        <w:t>train test split</w:t>
+      </w:r>
+      <w:r>
+        <w:t xml:space="preserve"> </w:t>
+      </w:r>
+    </w:p>
+    <w:p>
+      <w:pPr>
+        <w:pStyle w:val="ListParagraph"/>
+        <w:numPr>
+          <w:ilvl w:val="0"/>
+          <w:numId w:val="6"/>
+        </w:numPr>
+      </w:pPr>
+      <w:r>
+        <w:t>Missing values of the categorical features</w:t>
+      </w:r>
+      <w:r>
+        <w:t xml:space="preserve"> – replace it with Missing</w:t>
+      </w:r>
+    </w:p>
+    <w:p>
+      <w:pPr>
+        <w:pStyle w:val="ListParagraph"/>
+        <w:ind w:left="1490"/>
+      </w:pPr>
+      <w:r>
+        <w:t>Missing values of the numerical features – replace it with the numerical features median in case there are a lot of outliers for that variable</w:t>
+      </w:r>
+    </w:p>
+    <w:p>
+      <w:pPr>
+        <w:pStyle w:val="ListParagraph"/>
+        <w:ind w:left="1490"/>
+      </w:pPr>
+      <w:r>
+        <w:t xml:space="preserve">Age </w:t>
+      </w:r>
+      <w:r>
+        <w:t>of time related variables</w:t>
+      </w:r>
+      <w:r>
+        <w:t xml:space="preserve"> – take the difference between yr </w:t>
+      </w:r>
+      <w:proofErr w:type="spellStart"/>
+      <w:r>
+        <w:t>buit</w:t>
+      </w:r>
+      <w:proofErr w:type="spellEnd"/>
+      <w:r>
+        <w:t xml:space="preserve"> and sold</w:t>
+      </w:r>
+    </w:p>
+    <w:p>
+      <w:pPr>
+        <w:pStyle w:val="ListParagraph"/>
+        <w:numPr>
+          <w:ilvl w:val="0"/>
+          <w:numId w:val="6"/>
+        </w:numPr>
+      </w:pPr>
+      <w:r>
+        <w:t>Checking for skewness</w:t>
+      </w:r>
+    </w:p>
+    <w:p>
+      <w:pPr>
+        <w:pStyle w:val="ListParagraph"/>
+        <w:numPr>
+          <w:ilvl w:val="0"/>
+          <w:numId w:val="6"/>
+        </w:numPr>
+      </w:pPr>
+      <w:r>
+        <w:t>Handling categorical values – one hot encoding, feature encoding, target encoding</w:t>
+      </w:r>
+    </w:p>
+    <w:p>
+      <w:pPr>
+        <w:pStyle w:val="ListParagraph"/>
+        <w:numPr>
+          <w:ilvl w:val="0"/>
+          <w:numId w:val="4"/>
+        </w:numPr>
+      </w:pPr>
+      <w:r>
+        <w:t>EDA3</w:t>
+      </w:r>
+      <w:r>
+        <w:t xml:space="preserve"> </w:t>
+      </w:r>
+      <w:r>
+        <w:t xml:space="preserve">Feature Selection </w:t>
+      </w:r>
+    </w:p>
+    <w:p>
+      <w:pPr>
+        <w:numPr>
+          <w:ilvl w:val="0"/>
+          <w:numId w:val="10"/>
+        </w:numPr>
+      </w:pPr>
+      <w:r>
+        <w:t>Dropping constant features (features having variance less than a certain threshold) - Feature selector removes all the low variance features. This feature selection looks only at the features(X) and not the desired outputs(y), so can be used for unsupervised learning as well.</w:t>
+      </w:r>
+    </w:p>
+    <w:p>
+      <w:pPr>
+        <w:numPr>
+          <w:ilvl w:val="0"/>
+          <w:numId w:val="10"/>
+        </w:numPr>
+      </w:pPr>
+      <w:r>
         <w:lastRenderedPageBreak/>
-        <w:t>DEEP LEARNING</w:t>
+        <w:t>Through correlation: if 3 independent features are highly correlated then drop any 2 of them.</w:t>
+      </w:r>
+    </w:p>
+    <w:p>
+      <w:pPr>
+        <w:numPr>
+          <w:ilvl w:val="0"/>
+          <w:numId w:val="10"/>
+        </w:numPr>
+      </w:pPr>
+      <w:r>
+        <w:t>PCA</w:t>
+      </w:r>
+    </w:p>
+    <w:p>
+      <w:pPr>
+        <w:numPr>
+          <w:ilvl w:val="0"/>
+          <w:numId w:val="10"/>
+        </w:numPr>
+      </w:pPr>
+      <w:r>
+        <w:t>Lasso Regression</w:t>
       </w:r>
     </w:p>
     <w:p/>
@@ -705,6 +1092,1050 @@
     <w:p/>
     <w:p/>
     <w:p/>
+    <w:p/>
+    <w:p/>
+    <w:p/>
+    <w:p/>
+    <w:p/>
+    <w:p/>
+    <w:p/>
+    <w:p/>
+    <w:p/>
+    <w:p/>
+    <w:p/>
+    <w:p/>
+    <w:p/>
+    <w:p/>
+    <w:p/>
+    <w:p/>
+    <w:p/>
+    <w:p/>
+    <w:p>
+      <w:pPr>
+        <w:pStyle w:val="ListParagraph"/>
+        <w:numPr>
+          <w:ilvl w:val="0"/>
+          <w:numId w:val="6"/>
+        </w:numPr>
+      </w:pPr>
+      <w:r>
+        <w:t xml:space="preserve">Checking for </w:t>
+      </w:r>
+      <w:proofErr w:type="spellStart"/>
+      <w:r>
+        <w:t>skeweness</w:t>
+      </w:r>
+      <w:proofErr w:type="spellEnd"/>
+      <w:r>
+        <w:t xml:space="preserve"> </w:t>
+      </w:r>
+    </w:p>
+    <w:p>
+      <w:pPr>
+        <w:pStyle w:val="ListParagraph"/>
+        <w:ind w:left="1490"/>
+        <w:rPr>
+          <w:sz w:val="16"/>
+          <w:szCs w:val="16"/>
+        </w:rPr>
+      </w:pPr>
+      <w:r>
+        <w:t xml:space="preserve"> </w:t>
+      </w:r>
+      <w:r>
+        <w:rPr>
+          <w:b/>
+          <w:bCs/>
+          <w:sz w:val="16"/>
+          <w:szCs w:val="16"/>
+        </w:rPr>
+        <w:t>Skewness &gt; 0</w:t>
+      </w:r>
+      <w:r>
+        <w:rPr>
+          <w:sz w:val="16"/>
+          <w:szCs w:val="16"/>
+        </w:rPr>
+        <w:t xml:space="preserve"> → </w:t>
+      </w:r>
+      <w:r>
+        <w:rPr>
+          <w:b/>
+          <w:bCs/>
+          <w:sz w:val="16"/>
+          <w:szCs w:val="16"/>
+        </w:rPr>
+        <w:t>Right-skewed</w:t>
+      </w:r>
+      <w:r>
+        <w:rPr>
+          <w:sz w:val="16"/>
+          <w:szCs w:val="16"/>
+        </w:rPr>
+        <w:t xml:space="preserve"> </w:t>
+      </w:r>
+      <w:r>
+        <w:rPr>
+          <w:sz w:val="16"/>
+          <w:szCs w:val="16"/>
+        </w:rPr>
+        <w:t xml:space="preserve">, </w:t>
+      </w:r>
+      <w:r>
+        <w:rPr>
+          <w:b/>
+          <w:bCs/>
+          <w:sz w:val="16"/>
+          <w:szCs w:val="16"/>
+        </w:rPr>
+        <w:t>Skewness &lt; 0</w:t>
+      </w:r>
+      <w:r>
+        <w:rPr>
+          <w:sz w:val="16"/>
+          <w:szCs w:val="16"/>
+        </w:rPr>
+        <w:t xml:space="preserve"> → </w:t>
+      </w:r>
+      <w:r>
+        <w:rPr>
+          <w:b/>
+          <w:bCs/>
+          <w:sz w:val="16"/>
+          <w:szCs w:val="16"/>
+        </w:rPr>
+        <w:t>Left-skewed</w:t>
+      </w:r>
+      <w:r>
+        <w:rPr>
+          <w:sz w:val="16"/>
+          <w:szCs w:val="16"/>
+        </w:rPr>
+        <w:t xml:space="preserve"> (long tail on the left)</w:t>
+      </w:r>
+      <w:r>
+        <w:rPr>
+          <w:sz w:val="16"/>
+          <w:szCs w:val="16"/>
+        </w:rPr>
+        <w:t xml:space="preserve">, </w:t>
+      </w:r>
+      <w:r>
+        <w:rPr>
+          <w:b/>
+          <w:bCs/>
+          <w:sz w:val="16"/>
+          <w:szCs w:val="16"/>
+        </w:rPr>
+        <w:t>Skewness ≈ 0</w:t>
+      </w:r>
+      <w:r>
+        <w:rPr>
+          <w:sz w:val="16"/>
+          <w:szCs w:val="16"/>
+        </w:rPr>
+        <w:t xml:space="preserve"> → roughly symmetric</w:t>
+      </w:r>
+    </w:p>
+    <w:p>
+      <w:r>
+        <w:tab/>
+      </w:r>
+      <w:r>
+        <w:drawing>
+          <wp:inline distT="0" distB="0" distL="0" distR="0" wp14:anchorId="2AB2FAF5" wp14:editId="317E95F5">
+            <wp:extent cx="3019331" cy="1664503"/>
+            <wp:effectExtent l="0" t="0" r="0" b="0"/>
+            <wp:docPr id="1438942310" name="Picture 1"/>
+            <wp:cNvGraphicFramePr>
+              <a:graphicFrameLocks xmlns:a="http://schemas.openxmlformats.org/drawingml/2006/main" noChangeAspect="1"/>
+            </wp:cNvGraphicFramePr>
+            <a:graphic xmlns:a="http://schemas.openxmlformats.org/drawingml/2006/main">
+              <a:graphicData uri="http://schemas.openxmlformats.org/drawingml/2006/picture">
+                <pic:pic xmlns:pic="http://schemas.openxmlformats.org/drawingml/2006/picture">
+                  <pic:nvPicPr>
+                    <pic:cNvPr id="1438942310" name=""/>
+                    <pic:cNvPicPr/>
+                  </pic:nvPicPr>
+                  <pic:blipFill>
+                    <a:blip r:embed="rId6"/>
+                    <a:stretch>
+                      <a:fillRect/>
+                    </a:stretch>
+                  </pic:blipFill>
+                  <pic:spPr>
+                    <a:xfrm>
+                      <a:off x="0" y="0"/>
+                      <a:ext cx="3030390" cy="1670600"/>
+                    </a:xfrm>
+                    <a:prstGeom prst="rect">
+                      <a:avLst/>
+                    </a:prstGeom>
+                  </pic:spPr>
+                </pic:pic>
+              </a:graphicData>
+            </a:graphic>
+          </wp:inline>
+        </w:drawing>
+      </w:r>
+      <w:r>
+        <w:drawing>
+          <wp:inline distT="0" distB="0" distL="0" distR="0" wp14:anchorId="27FADDD4" wp14:editId="65940124">
+            <wp:extent cx="2073243" cy="3094392"/>
+            <wp:effectExtent l="0" t="0" r="3810" b="0"/>
+            <wp:docPr id="1129483848" name="Picture 1" descr="A screenshot of a computer program&#10;&#10;AI-generated content may be incorrect."/>
+            <wp:cNvGraphicFramePr>
+              <a:graphicFrameLocks xmlns:a="http://schemas.openxmlformats.org/drawingml/2006/main" noChangeAspect="1"/>
+            </wp:cNvGraphicFramePr>
+            <a:graphic xmlns:a="http://schemas.openxmlformats.org/drawingml/2006/main">
+              <a:graphicData uri="http://schemas.openxmlformats.org/drawingml/2006/picture">
+                <pic:pic xmlns:pic="http://schemas.openxmlformats.org/drawingml/2006/picture">
+                  <pic:nvPicPr>
+                    <pic:cNvPr id="1129483848" name="Picture 1" descr="A screenshot of a computer program&#10;&#10;AI-generated content may be incorrect."/>
+                    <pic:cNvPicPr/>
+                  </pic:nvPicPr>
+                  <pic:blipFill>
+                    <a:blip r:embed="rId7"/>
+                    <a:stretch>
+                      <a:fillRect/>
+                    </a:stretch>
+                  </pic:blipFill>
+                  <pic:spPr>
+                    <a:xfrm>
+                      <a:off x="0" y="0"/>
+                      <a:ext cx="2104514" cy="3141065"/>
+                    </a:xfrm>
+                    <a:prstGeom prst="rect">
+                      <a:avLst/>
+                    </a:prstGeom>
+                  </pic:spPr>
+                </pic:pic>
+              </a:graphicData>
+            </a:graphic>
+          </wp:inline>
+        </w:drawing>
+      </w:r>
+    </w:p>
+    <w:p>
+      <w:pPr>
+        <w:pStyle w:val="ListParagraph"/>
+        <w:ind w:left="1490"/>
+      </w:pPr>
+    </w:p>
+    <w:p>
+      <w:pPr>
+        <w:rPr>
+          <w:b/>
+          <w:bCs/>
+          <w:sz w:val="16"/>
+          <w:szCs w:val="16"/>
+        </w:rPr>
+      </w:pPr>
+      <w:r>
+        <w:rPr>
+          <w:b/>
+          <w:bCs/>
+          <w:sz w:val="16"/>
+          <w:szCs w:val="16"/>
+        </w:rPr>
+        <w:t>Right-skewed data (long tail on the right, e.g., income, sales):</w:t>
+      </w:r>
+    </w:p>
+    <w:p>
+      <w:pPr>
+        <w:pStyle w:val="ListParagraph"/>
+        <w:numPr>
+          <w:ilvl w:val="0"/>
+          <w:numId w:val="7"/>
+        </w:numPr>
+        <w:rPr>
+          <w:sz w:val="16"/>
+          <w:szCs w:val="16"/>
+        </w:rPr>
+      </w:pPr>
+      <w:r>
+        <w:rPr>
+          <w:b/>
+          <w:bCs/>
+          <w:sz w:val="16"/>
+          <w:szCs w:val="16"/>
+        </w:rPr>
+        <w:t>Log Transform</w:t>
+      </w:r>
+      <w:r>
+        <w:rPr>
+          <w:sz w:val="16"/>
+          <w:szCs w:val="16"/>
+        </w:rPr>
+        <w:t>: np.log1p(x) (good for strictly positive values)</w:t>
+      </w:r>
+    </w:p>
+    <w:p>
+      <w:pPr>
+        <w:pStyle w:val="ListParagraph"/>
+        <w:numPr>
+          <w:ilvl w:val="0"/>
+          <w:numId w:val="7"/>
+        </w:numPr>
+        <w:rPr>
+          <w:sz w:val="16"/>
+          <w:szCs w:val="16"/>
+        </w:rPr>
+      </w:pPr>
+      <w:r>
+        <w:rPr>
+          <w:b/>
+          <w:bCs/>
+          <w:sz w:val="16"/>
+          <w:szCs w:val="16"/>
+        </w:rPr>
+        <w:t>Square Root Transform</w:t>
+      </w:r>
+      <w:r>
+        <w:rPr>
+          <w:sz w:val="16"/>
+          <w:szCs w:val="16"/>
+        </w:rPr>
+        <w:t xml:space="preserve">: </w:t>
+      </w:r>
+      <w:proofErr w:type="spellStart"/>
+      <w:r>
+        <w:rPr>
+          <w:sz w:val="16"/>
+          <w:szCs w:val="16"/>
+        </w:rPr>
+        <w:t>np.sqrt</w:t>
+      </w:r>
+      <w:proofErr w:type="spellEnd"/>
+      <w:r>
+        <w:rPr>
+          <w:sz w:val="16"/>
+          <w:szCs w:val="16"/>
+        </w:rPr>
+        <w:t>(x) (milder than log)</w:t>
+      </w:r>
+    </w:p>
+    <w:p>
+      <w:pPr>
+        <w:pStyle w:val="ListParagraph"/>
+        <w:numPr>
+          <w:ilvl w:val="0"/>
+          <w:numId w:val="7"/>
+        </w:numPr>
+        <w:rPr>
+          <w:sz w:val="16"/>
+          <w:szCs w:val="16"/>
+        </w:rPr>
+      </w:pPr>
+      <w:r>
+        <w:rPr>
+          <w:b/>
+          <w:bCs/>
+          <w:sz w:val="16"/>
+          <w:szCs w:val="16"/>
+        </w:rPr>
+        <w:t>Cube Root Transform</w:t>
+      </w:r>
+      <w:r>
+        <w:rPr>
+          <w:sz w:val="16"/>
+          <w:szCs w:val="16"/>
+        </w:rPr>
+        <w:t xml:space="preserve">: </w:t>
+      </w:r>
+      <w:proofErr w:type="spellStart"/>
+      <w:r>
+        <w:rPr>
+          <w:sz w:val="16"/>
+          <w:szCs w:val="16"/>
+        </w:rPr>
+        <w:t>np.cbrt</w:t>
+      </w:r>
+      <w:proofErr w:type="spellEnd"/>
+      <w:r>
+        <w:rPr>
+          <w:sz w:val="16"/>
+          <w:szCs w:val="16"/>
+        </w:rPr>
+        <w:t>(x) (works for negative values too)</w:t>
+      </w:r>
+    </w:p>
+    <w:p>
+      <w:pPr>
+        <w:pStyle w:val="ListParagraph"/>
+        <w:ind w:left="1490"/>
+        <w:rPr>
+          <w:sz w:val="16"/>
+          <w:szCs w:val="16"/>
+        </w:rPr>
+      </w:pPr>
+      <w:r>
+        <w:rPr>
+          <w:sz w:val="16"/>
+          <w:szCs w:val="16"/>
+        </w:rPr>
+        <w:t xml:space="preserve">import </w:t>
+      </w:r>
+      <w:proofErr w:type="spellStart"/>
+      <w:r>
+        <w:rPr>
+          <w:sz w:val="16"/>
+          <w:szCs w:val="16"/>
+        </w:rPr>
+        <w:t>numpy</w:t>
+      </w:r>
+      <w:proofErr w:type="spellEnd"/>
+      <w:r>
+        <w:rPr>
+          <w:sz w:val="16"/>
+          <w:szCs w:val="16"/>
+        </w:rPr>
+        <w:t xml:space="preserve"> as np</w:t>
+      </w:r>
+    </w:p>
+    <w:p>
+      <w:pPr>
+        <w:pStyle w:val="ListParagraph"/>
+        <w:ind w:left="1490"/>
+        <w:rPr>
+          <w:sz w:val="16"/>
+          <w:szCs w:val="16"/>
+        </w:rPr>
+      </w:pPr>
+      <w:proofErr w:type="spellStart"/>
+      <w:r>
+        <w:rPr>
+          <w:sz w:val="16"/>
+          <w:szCs w:val="16"/>
+        </w:rPr>
+        <w:t>df</w:t>
+      </w:r>
+      <w:proofErr w:type="spellEnd"/>
+      <w:r>
+        <w:rPr>
+          <w:sz w:val="16"/>
+          <w:szCs w:val="16"/>
+        </w:rPr>
+        <w:t>["</w:t>
+      </w:r>
+      <w:proofErr w:type="spellStart"/>
+      <w:r>
+        <w:rPr>
+          <w:sz w:val="16"/>
+          <w:szCs w:val="16"/>
+        </w:rPr>
+        <w:t>log_feature</w:t>
+      </w:r>
+      <w:proofErr w:type="spellEnd"/>
+      <w:r>
+        <w:rPr>
+          <w:sz w:val="16"/>
+          <w:szCs w:val="16"/>
+        </w:rPr>
+        <w:t>"] = np.log1p(</w:t>
+      </w:r>
+      <w:proofErr w:type="spellStart"/>
+      <w:r>
+        <w:rPr>
+          <w:sz w:val="16"/>
+          <w:szCs w:val="16"/>
+        </w:rPr>
+        <w:t>df</w:t>
+      </w:r>
+      <w:proofErr w:type="spellEnd"/>
+      <w:r>
+        <w:rPr>
+          <w:sz w:val="16"/>
+          <w:szCs w:val="16"/>
+        </w:rPr>
+        <w:t>["</w:t>
+      </w:r>
+      <w:proofErr w:type="spellStart"/>
+      <w:r>
+        <w:rPr>
+          <w:sz w:val="16"/>
+          <w:szCs w:val="16"/>
+        </w:rPr>
+        <w:t>your_column</w:t>
+      </w:r>
+      <w:proofErr w:type="spellEnd"/>
+      <w:r>
+        <w:rPr>
+          <w:sz w:val="16"/>
+          <w:szCs w:val="16"/>
+        </w:rPr>
+        <w:t>"])</w:t>
+      </w:r>
+    </w:p>
+    <w:p>
+      <w:pPr>
+        <w:pStyle w:val="ListParagraph"/>
+        <w:ind w:left="1490"/>
+        <w:rPr>
+          <w:sz w:val="16"/>
+          <w:szCs w:val="16"/>
+        </w:rPr>
+      </w:pPr>
+      <w:proofErr w:type="spellStart"/>
+      <w:r>
+        <w:rPr>
+          <w:sz w:val="16"/>
+          <w:szCs w:val="16"/>
+        </w:rPr>
+        <w:t>df</w:t>
+      </w:r>
+      <w:proofErr w:type="spellEnd"/>
+      <w:r>
+        <w:rPr>
+          <w:sz w:val="16"/>
+          <w:szCs w:val="16"/>
+        </w:rPr>
+        <w:t>["</w:t>
+      </w:r>
+      <w:proofErr w:type="spellStart"/>
+      <w:r>
+        <w:rPr>
+          <w:sz w:val="16"/>
+          <w:szCs w:val="16"/>
+        </w:rPr>
+        <w:t>sqrt_feature</w:t>
+      </w:r>
+      <w:proofErr w:type="spellEnd"/>
+      <w:r>
+        <w:rPr>
+          <w:sz w:val="16"/>
+          <w:szCs w:val="16"/>
+        </w:rPr>
+        <w:t xml:space="preserve">"] = </w:t>
+      </w:r>
+      <w:proofErr w:type="spellStart"/>
+      <w:r>
+        <w:rPr>
+          <w:sz w:val="16"/>
+          <w:szCs w:val="16"/>
+        </w:rPr>
+        <w:t>np.sqrt</w:t>
+      </w:r>
+      <w:proofErr w:type="spellEnd"/>
+      <w:r>
+        <w:rPr>
+          <w:sz w:val="16"/>
+          <w:szCs w:val="16"/>
+        </w:rPr>
+        <w:t>(</w:t>
+      </w:r>
+      <w:proofErr w:type="spellStart"/>
+      <w:r>
+        <w:rPr>
+          <w:sz w:val="16"/>
+          <w:szCs w:val="16"/>
+        </w:rPr>
+        <w:t>df</w:t>
+      </w:r>
+      <w:proofErr w:type="spellEnd"/>
+      <w:r>
+        <w:rPr>
+          <w:sz w:val="16"/>
+          <w:szCs w:val="16"/>
+        </w:rPr>
+        <w:t>["</w:t>
+      </w:r>
+      <w:proofErr w:type="spellStart"/>
+      <w:r>
+        <w:rPr>
+          <w:sz w:val="16"/>
+          <w:szCs w:val="16"/>
+        </w:rPr>
+        <w:t>your_column</w:t>
+      </w:r>
+      <w:proofErr w:type="spellEnd"/>
+      <w:r>
+        <w:rPr>
+          <w:sz w:val="16"/>
+          <w:szCs w:val="16"/>
+        </w:rPr>
+        <w:t>"])</w:t>
+      </w:r>
+    </w:p>
+    <w:p>
+      <w:pPr>
+        <w:pStyle w:val="ListParagraph"/>
+        <w:ind w:left="1490"/>
+        <w:rPr>
+          <w:sz w:val="16"/>
+          <w:szCs w:val="16"/>
+        </w:rPr>
+      </w:pPr>
+      <w:proofErr w:type="spellStart"/>
+      <w:r>
+        <w:rPr>
+          <w:sz w:val="16"/>
+          <w:szCs w:val="16"/>
+        </w:rPr>
+        <w:t>df</w:t>
+      </w:r>
+      <w:proofErr w:type="spellEnd"/>
+      <w:r>
+        <w:rPr>
+          <w:sz w:val="16"/>
+          <w:szCs w:val="16"/>
+        </w:rPr>
+        <w:t>["</w:t>
+      </w:r>
+      <w:proofErr w:type="spellStart"/>
+      <w:r>
+        <w:rPr>
+          <w:sz w:val="16"/>
+          <w:szCs w:val="16"/>
+        </w:rPr>
+        <w:t>cbrt_feature</w:t>
+      </w:r>
+      <w:proofErr w:type="spellEnd"/>
+      <w:r>
+        <w:rPr>
+          <w:sz w:val="16"/>
+          <w:szCs w:val="16"/>
+        </w:rPr>
+        <w:t xml:space="preserve">"] = </w:t>
+      </w:r>
+      <w:proofErr w:type="spellStart"/>
+      <w:r>
+        <w:rPr>
+          <w:sz w:val="16"/>
+          <w:szCs w:val="16"/>
+        </w:rPr>
+        <w:t>np.cbrt</w:t>
+      </w:r>
+      <w:proofErr w:type="spellEnd"/>
+      <w:r>
+        <w:rPr>
+          <w:sz w:val="16"/>
+          <w:szCs w:val="16"/>
+        </w:rPr>
+        <w:t>(</w:t>
+      </w:r>
+      <w:proofErr w:type="spellStart"/>
+      <w:r>
+        <w:rPr>
+          <w:sz w:val="16"/>
+          <w:szCs w:val="16"/>
+        </w:rPr>
+        <w:t>df</w:t>
+      </w:r>
+      <w:proofErr w:type="spellEnd"/>
+      <w:r>
+        <w:rPr>
+          <w:sz w:val="16"/>
+          <w:szCs w:val="16"/>
+        </w:rPr>
+        <w:t>["</w:t>
+      </w:r>
+      <w:proofErr w:type="spellStart"/>
+      <w:r>
+        <w:rPr>
+          <w:sz w:val="16"/>
+          <w:szCs w:val="16"/>
+        </w:rPr>
+        <w:t>your_column</w:t>
+      </w:r>
+      <w:proofErr w:type="spellEnd"/>
+      <w:r>
+        <w:rPr>
+          <w:sz w:val="16"/>
+          <w:szCs w:val="16"/>
+        </w:rPr>
+        <w:t>"])</w:t>
+      </w:r>
+    </w:p>
+    <w:p>
+      <w:pPr>
+        <w:rPr>
+          <w:sz w:val="16"/>
+          <w:szCs w:val="16"/>
+        </w:rPr>
+      </w:pPr>
+      <w:r>
+        <w:rPr>
+          <w:b/>
+          <w:bCs/>
+          <w:sz w:val="16"/>
+          <w:szCs w:val="16"/>
+        </w:rPr>
+        <w:t>Left-skewed data (long tail on the left, e.g., test scores close to max):</w:t>
+      </w:r>
+    </w:p>
+    <w:p>
+      <w:pPr>
+        <w:pStyle w:val="ListParagraph"/>
+        <w:numPr>
+          <w:ilvl w:val="0"/>
+          <w:numId w:val="8"/>
+        </w:numPr>
+        <w:rPr>
+          <w:sz w:val="16"/>
+          <w:szCs w:val="16"/>
+        </w:rPr>
+      </w:pPr>
+      <w:r>
+        <w:rPr>
+          <w:b/>
+          <w:bCs/>
+          <w:sz w:val="16"/>
+          <w:szCs w:val="16"/>
+        </w:rPr>
+        <w:t>Square Transform</w:t>
+      </w:r>
+      <w:r>
+        <w:rPr>
+          <w:sz w:val="16"/>
+          <w:szCs w:val="16"/>
+        </w:rPr>
+        <w:t>: x**2</w:t>
+      </w:r>
+    </w:p>
+    <w:p>
+      <w:pPr>
+        <w:pStyle w:val="ListParagraph"/>
+        <w:numPr>
+          <w:ilvl w:val="0"/>
+          <w:numId w:val="8"/>
+        </w:numPr>
+        <w:rPr>
+          <w:sz w:val="16"/>
+          <w:szCs w:val="16"/>
+        </w:rPr>
+      </w:pPr>
+      <w:r>
+        <w:rPr>
+          <w:b/>
+          <w:bCs/>
+          <w:sz w:val="16"/>
+          <w:szCs w:val="16"/>
+        </w:rPr>
+        <w:t>Exponential Transform</w:t>
+      </w:r>
+      <w:r>
+        <w:rPr>
+          <w:sz w:val="16"/>
+          <w:szCs w:val="16"/>
+        </w:rPr>
+        <w:t xml:space="preserve">: </w:t>
+      </w:r>
+      <w:proofErr w:type="spellStart"/>
+      <w:r>
+        <w:rPr>
+          <w:sz w:val="16"/>
+          <w:szCs w:val="16"/>
+        </w:rPr>
+        <w:t>np.exp</w:t>
+      </w:r>
+      <w:proofErr w:type="spellEnd"/>
+      <w:r>
+        <w:rPr>
+          <w:sz w:val="16"/>
+          <w:szCs w:val="16"/>
+        </w:rPr>
+        <w:t>(x)</w:t>
+      </w:r>
+    </w:p>
+    <w:p>
+      <w:pPr>
+        <w:pStyle w:val="NormalWeb"/>
+        <w:ind w:left="360"/>
+        <w:rPr>
+          <w:sz w:val="20"/>
+          <w:szCs w:val="20"/>
+        </w:rPr>
+      </w:pPr>
+      <w:r>
+        <w:rPr>
+          <w:rFonts w:hAnsi="Symbol"/>
+          <w:sz w:val="20"/>
+          <w:szCs w:val="20"/>
+        </w:rPr>
+        <w:t></w:t>
+      </w:r>
+      <w:r>
+        <w:rPr>
+          <w:sz w:val="20"/>
+          <w:szCs w:val="20"/>
+        </w:rPr>
+        <w:t xml:space="preserve"> If</w:t>
+      </w:r>
+      <w:r>
+        <w:rPr>
+          <w:rStyle w:val="Strong"/>
+          <w:rFonts w:eastAsiaTheme="majorEastAsia"/>
+          <w:sz w:val="20"/>
+          <w:szCs w:val="20"/>
+        </w:rPr>
+        <w:t xml:space="preserve"> model is distance-based or assumes linearity → check and fix skewness.</w:t>
+      </w:r>
+      <w:r>
+        <w:rPr>
+          <w:sz w:val="20"/>
+          <w:szCs w:val="20"/>
+        </w:rPr>
+        <w:t xml:space="preserve"> </w:t>
+      </w:r>
+      <w:r>
+        <w:rPr>
+          <w:sz w:val="20"/>
+          <w:szCs w:val="20"/>
+        </w:rPr>
+        <w:t>If</w:t>
+      </w:r>
+      <w:r>
+        <w:rPr>
+          <w:rStyle w:val="Strong"/>
+          <w:rFonts w:eastAsiaTheme="majorEastAsia"/>
+          <w:sz w:val="20"/>
+          <w:szCs w:val="20"/>
+        </w:rPr>
+        <w:t xml:space="preserve"> model is tree-based → skewness is usually fine</w:t>
+      </w:r>
+    </w:p>
+    <w:p>
+      <w:pPr>
+        <w:rPr>
+          <w:b/>
+          <w:bCs/>
+          <w:sz w:val="18"/>
+          <w:szCs w:val="18"/>
+        </w:rPr>
+      </w:pPr>
+    </w:p>
+    <w:p>
+      <w:pPr>
+        <w:pStyle w:val="ListParagraph"/>
+        <w:numPr>
+          <w:ilvl w:val="0"/>
+          <w:numId w:val="6"/>
+        </w:numPr>
+        <w:rPr>
+          <w:sz w:val="20"/>
+          <w:szCs w:val="20"/>
+        </w:rPr>
+      </w:pPr>
+      <w:r>
+        <w:rPr>
+          <w:sz w:val="20"/>
+          <w:szCs w:val="20"/>
+        </w:rPr>
+        <w:t>Handling categorical features</w:t>
+      </w:r>
+    </w:p>
+    <w:p>
+      <w:pPr>
+        <w:pStyle w:val="ListParagraph"/>
+        <w:ind w:left="1490"/>
+        <w:rPr>
+          <w:sz w:val="18"/>
+          <w:szCs w:val="18"/>
+        </w:rPr>
+      </w:pPr>
+      <w:r>
+        <w:rPr>
+          <w:sz w:val="18"/>
+          <w:szCs w:val="18"/>
+        </w:rPr>
+        <w:t>One hot encoding for &lt;=5 features</w:t>
+      </w:r>
+    </w:p>
+    <w:p>
+      <w:pPr>
+        <w:pStyle w:val="ListParagraph"/>
+        <w:ind w:left="1490"/>
+        <w:rPr>
+          <w:sz w:val="18"/>
+          <w:szCs w:val="18"/>
+        </w:rPr>
+      </w:pPr>
+      <w:r>
+        <w:rPr>
+          <w:sz w:val="18"/>
+          <w:szCs w:val="18"/>
+        </w:rPr>
+        <w:t>High-Cardinality (&gt;</w:t>
+      </w:r>
+      <w:r>
+        <w:rPr>
+          <w:sz w:val="18"/>
+          <w:szCs w:val="18"/>
+        </w:rPr>
+        <w:t>10</w:t>
+      </w:r>
+      <w:r>
+        <w:rPr>
+          <w:sz w:val="18"/>
+          <w:szCs w:val="18"/>
+        </w:rPr>
+        <w:t xml:space="preserve"> unique values) → Frequency  Encoding</w:t>
+      </w:r>
+      <w:r>
+        <w:rPr>
+          <w:sz w:val="18"/>
+          <w:szCs w:val="18"/>
+        </w:rPr>
+        <w:t>/target encoding</w:t>
+      </w:r>
+    </w:p>
+    <w:p>
+      <w:pPr>
+        <w:pStyle w:val="ListParagraph"/>
+        <w:ind w:left="1490"/>
+      </w:pPr>
+    </w:p>
+    <w:p>
+      <w:pPr>
+        <w:pStyle w:val="ListParagraph"/>
+        <w:ind w:left="1490"/>
+      </w:pPr>
+      <w:r>
+        <w:lastRenderedPageBreak/>
+        <w:drawing>
+          <wp:inline distT="0" distB="0" distL="0" distR="0" wp14:anchorId="795AB5A8" wp14:editId="29699893">
+            <wp:extent cx="2643612" cy="1514357"/>
+            <wp:effectExtent l="0" t="0" r="4445" b="0"/>
+            <wp:docPr id="663338169" name="Picture 1" descr="A screenshot of a computer code&#10;&#10;AI-generated content may be incorrect."/>
+            <wp:cNvGraphicFramePr>
+              <a:graphicFrameLocks xmlns:a="http://schemas.openxmlformats.org/drawingml/2006/main" noChangeAspect="1"/>
+            </wp:cNvGraphicFramePr>
+            <a:graphic xmlns:a="http://schemas.openxmlformats.org/drawingml/2006/main">
+              <a:graphicData uri="http://schemas.openxmlformats.org/drawingml/2006/picture">
+                <pic:pic xmlns:pic="http://schemas.openxmlformats.org/drawingml/2006/picture">
+                  <pic:nvPicPr>
+                    <pic:cNvPr id="663338169" name="Picture 1" descr="A screenshot of a computer code&#10;&#10;AI-generated content may be incorrect."/>
+                    <pic:cNvPicPr/>
+                  </pic:nvPicPr>
+                  <pic:blipFill>
+                    <a:blip r:embed="rId8"/>
+                    <a:stretch>
+                      <a:fillRect/>
+                    </a:stretch>
+                  </pic:blipFill>
+                  <pic:spPr>
+                    <a:xfrm>
+                      <a:off x="0" y="0"/>
+                      <a:ext cx="2669836" cy="1529379"/>
+                    </a:xfrm>
+                    <a:prstGeom prst="rect">
+                      <a:avLst/>
+                    </a:prstGeom>
+                  </pic:spPr>
+                </pic:pic>
+              </a:graphicData>
+            </a:graphic>
+          </wp:inline>
+        </w:drawing>
+      </w:r>
+    </w:p>
+    <w:p>
+      <w:pPr>
+        <w:pStyle w:val="ListParagraph"/>
+        <w:ind w:left="1490"/>
+      </w:pPr>
+    </w:p>
+    <w:p>
+      <w:pPr>
+        <w:pStyle w:val="ListParagraph"/>
+        <w:ind w:left="1490"/>
+      </w:pPr>
+      <w:r>
+        <w:drawing>
+          <wp:inline distT="0" distB="0" distL="0" distR="0" wp14:anchorId="7A15F139" wp14:editId="1E2A8592">
+            <wp:extent cx="2792885" cy="2385588"/>
+            <wp:effectExtent l="0" t="0" r="7620" b="0"/>
+            <wp:docPr id="599845790" name="Picture 1" descr="A screenshot of a computer&#10;&#10;AI-generated content may be incorrect."/>
+            <wp:cNvGraphicFramePr>
+              <a:graphicFrameLocks xmlns:a="http://schemas.openxmlformats.org/drawingml/2006/main" noChangeAspect="1"/>
+            </wp:cNvGraphicFramePr>
+            <a:graphic xmlns:a="http://schemas.openxmlformats.org/drawingml/2006/main">
+              <a:graphicData uri="http://schemas.openxmlformats.org/drawingml/2006/picture">
+                <pic:pic xmlns:pic="http://schemas.openxmlformats.org/drawingml/2006/picture">
+                  <pic:nvPicPr>
+                    <pic:cNvPr id="599845790" name="Picture 1" descr="A screenshot of a computer&#10;&#10;AI-generated content may be incorrect."/>
+                    <pic:cNvPicPr/>
+                  </pic:nvPicPr>
+                  <pic:blipFill>
+                    <a:blip r:embed="rId9"/>
+                    <a:stretch>
+                      <a:fillRect/>
+                    </a:stretch>
+                  </pic:blipFill>
+                  <pic:spPr>
+                    <a:xfrm>
+                      <a:off x="0" y="0"/>
+                      <a:ext cx="2814855" cy="2404354"/>
+                    </a:xfrm>
+                    <a:prstGeom prst="rect">
+                      <a:avLst/>
+                    </a:prstGeom>
+                  </pic:spPr>
+                </pic:pic>
+              </a:graphicData>
+            </a:graphic>
+          </wp:inline>
+        </w:drawing>
+      </w:r>
+    </w:p>
+    <w:p>
+      <w:pPr>
+        <w:pStyle w:val="ListParagraph"/>
+        <w:ind w:left="1490"/>
+      </w:pPr>
+      <w:r>
+        <w:drawing>
+          <wp:inline distT="0" distB="0" distL="0" distR="0" wp14:anchorId="3E47B7F5" wp14:editId="4E2AD2E8">
+            <wp:extent cx="2802048" cy="2022803"/>
+            <wp:effectExtent l="0" t="0" r="0" b="0"/>
+            <wp:docPr id="1169289269" name="Picture 1" descr="A screenshot of a computer screen&#10;&#10;AI-generated content may be incorrect."/>
+            <wp:cNvGraphicFramePr>
+              <a:graphicFrameLocks xmlns:a="http://schemas.openxmlformats.org/drawingml/2006/main" noChangeAspect="1"/>
+            </wp:cNvGraphicFramePr>
+            <a:graphic xmlns:a="http://schemas.openxmlformats.org/drawingml/2006/main">
+              <a:graphicData uri="http://schemas.openxmlformats.org/drawingml/2006/picture">
+                <pic:pic xmlns:pic="http://schemas.openxmlformats.org/drawingml/2006/picture">
+                  <pic:nvPicPr>
+                    <pic:cNvPr id="1169289269" name="Picture 1" descr="A screenshot of a computer screen&#10;&#10;AI-generated content may be incorrect."/>
+                    <pic:cNvPicPr/>
+                  </pic:nvPicPr>
+                  <pic:blipFill>
+                    <a:blip r:embed="rId10"/>
+                    <a:stretch>
+                      <a:fillRect/>
+                    </a:stretch>
+                  </pic:blipFill>
+                  <pic:spPr>
+                    <a:xfrm>
+                      <a:off x="0" y="0"/>
+                      <a:ext cx="2817224" cy="2033759"/>
+                    </a:xfrm>
+                    <a:prstGeom prst="rect">
+                      <a:avLst/>
+                    </a:prstGeom>
+                  </pic:spPr>
+                </pic:pic>
+              </a:graphicData>
+            </a:graphic>
+          </wp:inline>
+        </w:drawing>
+      </w:r>
+    </w:p>
+    <w:p/>
+    <w:p/>
+    <w:p/>
+    <w:p/>
+    <w:p/>
+    <w:p/>
+    <w:p/>
+    <w:p/>
+    <w:p>
+      <w:pPr>
+        <w:pStyle w:val="ListParagraph"/>
+        <w:ind w:left="1490"/>
+      </w:pPr>
+    </w:p>
     <w:sectPr>
       <w:pgSz w:w="12240" w:h="15840"/>
       <w:pgMar w:top="1440" w:right="1440" w:bottom="1440" w:left="1440" w:header="720" w:footer="720" w:gutter="0"/>
@@ -896,6 +2327,268 @@
     </w:lvl>
   </w:abstractNum>
   <w:abstractNum w:abstractNumId="2" w15:restartNumberingAfterBreak="0">
+    <w:nsid w:val="40B21F63"/>
+    <w:multiLevelType w:val="multilevel"/>
+    <w:tmpl w:val="B36CCD02"/>
+    <w:lvl w:ilvl="0">
+      <w:start w:val="1"/>
+      <w:numFmt w:val="bullet"/>
+      <w:lvlText w:val=""/>
+      <w:lvlJc w:val="left"/>
+      <w:pPr>
+        <w:tabs>
+          <w:tab w:val="num" w:pos="720"/>
+        </w:tabs>
+        <w:ind w:left="720" w:hanging="360"/>
+      </w:pPr>
+      <w:rPr>
+        <w:rFonts w:ascii="Symbol" w:hAnsi="Symbol" w:hint="default"/>
+        <w:sz w:val="20"/>
+      </w:rPr>
+    </w:lvl>
+    <w:lvl w:ilvl="1" w:tentative="1">
+      <w:start w:val="1"/>
+      <w:numFmt w:val="bullet"/>
+      <w:lvlText w:val="o"/>
+      <w:lvlJc w:val="left"/>
+      <w:pPr>
+        <w:tabs>
+          <w:tab w:val="num" w:pos="1440"/>
+        </w:tabs>
+        <w:ind w:left="1440" w:hanging="360"/>
+      </w:pPr>
+      <w:rPr>
+        <w:rFonts w:ascii="Courier New" w:hAnsi="Courier New" w:hint="default"/>
+        <w:sz w:val="20"/>
+      </w:rPr>
+    </w:lvl>
+    <w:lvl w:ilvl="2" w:tentative="1">
+      <w:start w:val="1"/>
+      <w:numFmt w:val="bullet"/>
+      <w:lvlText w:val=""/>
+      <w:lvlJc w:val="left"/>
+      <w:pPr>
+        <w:tabs>
+          <w:tab w:val="num" w:pos="2160"/>
+        </w:tabs>
+        <w:ind w:left="2160" w:hanging="360"/>
+      </w:pPr>
+      <w:rPr>
+        <w:rFonts w:ascii="Wingdings" w:hAnsi="Wingdings" w:hint="default"/>
+        <w:sz w:val="20"/>
+      </w:rPr>
+    </w:lvl>
+    <w:lvl w:ilvl="3" w:tentative="1">
+      <w:start w:val="1"/>
+      <w:numFmt w:val="bullet"/>
+      <w:lvlText w:val=""/>
+      <w:lvlJc w:val="left"/>
+      <w:pPr>
+        <w:tabs>
+          <w:tab w:val="num" w:pos="2880"/>
+        </w:tabs>
+        <w:ind w:left="2880" w:hanging="360"/>
+      </w:pPr>
+      <w:rPr>
+        <w:rFonts w:ascii="Wingdings" w:hAnsi="Wingdings" w:hint="default"/>
+        <w:sz w:val="20"/>
+      </w:rPr>
+    </w:lvl>
+    <w:lvl w:ilvl="4" w:tentative="1">
+      <w:start w:val="1"/>
+      <w:numFmt w:val="bullet"/>
+      <w:lvlText w:val=""/>
+      <w:lvlJc w:val="left"/>
+      <w:pPr>
+        <w:tabs>
+          <w:tab w:val="num" w:pos="3600"/>
+        </w:tabs>
+        <w:ind w:left="3600" w:hanging="360"/>
+      </w:pPr>
+      <w:rPr>
+        <w:rFonts w:ascii="Wingdings" w:hAnsi="Wingdings" w:hint="default"/>
+        <w:sz w:val="20"/>
+      </w:rPr>
+    </w:lvl>
+    <w:lvl w:ilvl="5" w:tentative="1">
+      <w:start w:val="1"/>
+      <w:numFmt w:val="bullet"/>
+      <w:lvlText w:val=""/>
+      <w:lvlJc w:val="left"/>
+      <w:pPr>
+        <w:tabs>
+          <w:tab w:val="num" w:pos="4320"/>
+        </w:tabs>
+        <w:ind w:left="4320" w:hanging="360"/>
+      </w:pPr>
+      <w:rPr>
+        <w:rFonts w:ascii="Wingdings" w:hAnsi="Wingdings" w:hint="default"/>
+        <w:sz w:val="20"/>
+      </w:rPr>
+    </w:lvl>
+    <w:lvl w:ilvl="6" w:tentative="1">
+      <w:start w:val="1"/>
+      <w:numFmt w:val="bullet"/>
+      <w:lvlText w:val=""/>
+      <w:lvlJc w:val="left"/>
+      <w:pPr>
+        <w:tabs>
+          <w:tab w:val="num" w:pos="5040"/>
+        </w:tabs>
+        <w:ind w:left="5040" w:hanging="360"/>
+      </w:pPr>
+      <w:rPr>
+        <w:rFonts w:ascii="Wingdings" w:hAnsi="Wingdings" w:hint="default"/>
+        <w:sz w:val="20"/>
+      </w:rPr>
+    </w:lvl>
+    <w:lvl w:ilvl="7" w:tentative="1">
+      <w:start w:val="1"/>
+      <w:numFmt w:val="bullet"/>
+      <w:lvlText w:val=""/>
+      <w:lvlJc w:val="left"/>
+      <w:pPr>
+        <w:tabs>
+          <w:tab w:val="num" w:pos="5760"/>
+        </w:tabs>
+        <w:ind w:left="5760" w:hanging="360"/>
+      </w:pPr>
+      <w:rPr>
+        <w:rFonts w:ascii="Wingdings" w:hAnsi="Wingdings" w:hint="default"/>
+        <w:sz w:val="20"/>
+      </w:rPr>
+    </w:lvl>
+    <w:lvl w:ilvl="8" w:tentative="1">
+      <w:start w:val="1"/>
+      <w:numFmt w:val="bullet"/>
+      <w:lvlText w:val=""/>
+      <w:lvlJc w:val="left"/>
+      <w:pPr>
+        <w:tabs>
+          <w:tab w:val="num" w:pos="6480"/>
+        </w:tabs>
+        <w:ind w:left="6480" w:hanging="360"/>
+      </w:pPr>
+      <w:rPr>
+        <w:rFonts w:ascii="Wingdings" w:hAnsi="Wingdings" w:hint="default"/>
+        <w:sz w:val="20"/>
+      </w:rPr>
+    </w:lvl>
+  </w:abstractNum>
+  <w:abstractNum w:abstractNumId="3" w15:restartNumberingAfterBreak="0">
+    <w:nsid w:val="41406AA2"/>
+    <w:multiLevelType w:val="hybridMultilevel"/>
+    <w:tmpl w:val="367E02AC"/>
+    <w:lvl w:ilvl="0" w:tplc="04090001">
+      <w:start w:val="1"/>
+      <w:numFmt w:val="bullet"/>
+      <w:lvlText w:val=""/>
+      <w:lvlJc w:val="left"/>
+      <w:pPr>
+        <w:ind w:left="1440" w:hanging="360"/>
+      </w:pPr>
+      <w:rPr>
+        <w:rFonts w:ascii="Symbol" w:hAnsi="Symbol" w:hint="default"/>
+      </w:rPr>
+    </w:lvl>
+    <w:lvl w:ilvl="1" w:tplc="04090003" w:tentative="1">
+      <w:start w:val="1"/>
+      <w:numFmt w:val="bullet"/>
+      <w:lvlText w:val="o"/>
+      <w:lvlJc w:val="left"/>
+      <w:pPr>
+        <w:ind w:left="2160" w:hanging="360"/>
+      </w:pPr>
+      <w:rPr>
+        <w:rFonts w:ascii="Courier New" w:hAnsi="Courier New" w:cs="Courier New" w:hint="default"/>
+      </w:rPr>
+    </w:lvl>
+    <w:lvl w:ilvl="2" w:tplc="04090005" w:tentative="1">
+      <w:start w:val="1"/>
+      <w:numFmt w:val="bullet"/>
+      <w:lvlText w:val=""/>
+      <w:lvlJc w:val="left"/>
+      <w:pPr>
+        <w:ind w:left="2880" w:hanging="360"/>
+      </w:pPr>
+      <w:rPr>
+        <w:rFonts w:ascii="Wingdings" w:hAnsi="Wingdings" w:hint="default"/>
+      </w:rPr>
+    </w:lvl>
+    <w:lvl w:ilvl="3" w:tplc="04090001" w:tentative="1">
+      <w:start w:val="1"/>
+      <w:numFmt w:val="bullet"/>
+      <w:lvlText w:val=""/>
+      <w:lvlJc w:val="left"/>
+      <w:pPr>
+        <w:ind w:left="3600" w:hanging="360"/>
+      </w:pPr>
+      <w:rPr>
+        <w:rFonts w:ascii="Symbol" w:hAnsi="Symbol" w:hint="default"/>
+      </w:rPr>
+    </w:lvl>
+    <w:lvl w:ilvl="4" w:tplc="04090003" w:tentative="1">
+      <w:start w:val="1"/>
+      <w:numFmt w:val="bullet"/>
+      <w:lvlText w:val="o"/>
+      <w:lvlJc w:val="left"/>
+      <w:pPr>
+        <w:ind w:left="4320" w:hanging="360"/>
+      </w:pPr>
+      <w:rPr>
+        <w:rFonts w:ascii="Courier New" w:hAnsi="Courier New" w:cs="Courier New" w:hint="default"/>
+      </w:rPr>
+    </w:lvl>
+    <w:lvl w:ilvl="5" w:tplc="04090005" w:tentative="1">
+      <w:start w:val="1"/>
+      <w:numFmt w:val="bullet"/>
+      <w:lvlText w:val=""/>
+      <w:lvlJc w:val="left"/>
+      <w:pPr>
+        <w:ind w:left="5040" w:hanging="360"/>
+      </w:pPr>
+      <w:rPr>
+        <w:rFonts w:ascii="Wingdings" w:hAnsi="Wingdings" w:hint="default"/>
+      </w:rPr>
+    </w:lvl>
+    <w:lvl w:ilvl="6" w:tplc="04090001" w:tentative="1">
+      <w:start w:val="1"/>
+      <w:numFmt w:val="bullet"/>
+      <w:lvlText w:val=""/>
+      <w:lvlJc w:val="left"/>
+      <w:pPr>
+        <w:ind w:left="5760" w:hanging="360"/>
+      </w:pPr>
+      <w:rPr>
+        <w:rFonts w:ascii="Symbol" w:hAnsi="Symbol" w:hint="default"/>
+      </w:rPr>
+    </w:lvl>
+    <w:lvl w:ilvl="7" w:tplc="04090003" w:tentative="1">
+      <w:start w:val="1"/>
+      <w:numFmt w:val="bullet"/>
+      <w:lvlText w:val="o"/>
+      <w:lvlJc w:val="left"/>
+      <w:pPr>
+        <w:ind w:left="6480" w:hanging="360"/>
+      </w:pPr>
+      <w:rPr>
+        <w:rFonts w:ascii="Courier New" w:hAnsi="Courier New" w:cs="Courier New" w:hint="default"/>
+      </w:rPr>
+    </w:lvl>
+    <w:lvl w:ilvl="8" w:tplc="04090005" w:tentative="1">
+      <w:start w:val="1"/>
+      <w:numFmt w:val="bullet"/>
+      <w:lvlText w:val=""/>
+      <w:lvlJc w:val="left"/>
+      <w:pPr>
+        <w:ind w:left="7200" w:hanging="360"/>
+      </w:pPr>
+      <w:rPr>
+        <w:rFonts w:ascii="Wingdings" w:hAnsi="Wingdings" w:hint="default"/>
+      </w:rPr>
+    </w:lvl>
+  </w:abstractNum>
+  <w:abstractNum w:abstractNumId="4" w15:restartNumberingAfterBreak="0">
     <w:nsid w:val="4ACA7C98"/>
     <w:multiLevelType w:val="hybridMultilevel"/>
     <w:tmpl w:val="5F56F172"/>
@@ -986,14 +2679,404 @@
       </w:pPr>
     </w:lvl>
   </w:abstractNum>
+  <w:abstractNum w:abstractNumId="5" w15:restartNumberingAfterBreak="0">
+    <w:nsid w:val="5D986845"/>
+    <w:multiLevelType w:val="hybridMultilevel"/>
+    <w:tmpl w:val="8BF0EAE4"/>
+    <w:lvl w:ilvl="0" w:tplc="04090011">
+      <w:start w:val="1"/>
+      <w:numFmt w:val="decimal"/>
+      <w:lvlText w:val="%1)"/>
+      <w:lvlJc w:val="left"/>
+      <w:pPr>
+        <w:ind w:left="720" w:hanging="360"/>
+      </w:pPr>
+      <w:rPr>
+        <w:rFonts w:hint="default"/>
+      </w:rPr>
+    </w:lvl>
+    <w:lvl w:ilvl="1" w:tplc="04090019" w:tentative="1">
+      <w:start w:val="1"/>
+      <w:numFmt w:val="lowerLetter"/>
+      <w:lvlText w:val="%2."/>
+      <w:lvlJc w:val="left"/>
+      <w:pPr>
+        <w:ind w:left="1440" w:hanging="360"/>
+      </w:pPr>
+    </w:lvl>
+    <w:lvl w:ilvl="2" w:tplc="0409001B" w:tentative="1">
+      <w:start w:val="1"/>
+      <w:numFmt w:val="lowerRoman"/>
+      <w:lvlText w:val="%3."/>
+      <w:lvlJc w:val="right"/>
+      <w:pPr>
+        <w:ind w:left="2160" w:hanging="180"/>
+      </w:pPr>
+    </w:lvl>
+    <w:lvl w:ilvl="3" w:tplc="0409000F" w:tentative="1">
+      <w:start w:val="1"/>
+      <w:numFmt w:val="decimal"/>
+      <w:lvlText w:val="%4."/>
+      <w:lvlJc w:val="left"/>
+      <w:pPr>
+        <w:ind w:left="2880" w:hanging="360"/>
+      </w:pPr>
+    </w:lvl>
+    <w:lvl w:ilvl="4" w:tplc="04090019" w:tentative="1">
+      <w:start w:val="1"/>
+      <w:numFmt w:val="lowerLetter"/>
+      <w:lvlText w:val="%5."/>
+      <w:lvlJc w:val="left"/>
+      <w:pPr>
+        <w:ind w:left="3600" w:hanging="360"/>
+      </w:pPr>
+    </w:lvl>
+    <w:lvl w:ilvl="5" w:tplc="0409001B" w:tentative="1">
+      <w:start w:val="1"/>
+      <w:numFmt w:val="lowerRoman"/>
+      <w:lvlText w:val="%6."/>
+      <w:lvlJc w:val="right"/>
+      <w:pPr>
+        <w:ind w:left="4320" w:hanging="180"/>
+      </w:pPr>
+    </w:lvl>
+    <w:lvl w:ilvl="6" w:tplc="0409000F" w:tentative="1">
+      <w:start w:val="1"/>
+      <w:numFmt w:val="decimal"/>
+      <w:lvlText w:val="%7."/>
+      <w:lvlJc w:val="left"/>
+      <w:pPr>
+        <w:ind w:left="5040" w:hanging="360"/>
+      </w:pPr>
+    </w:lvl>
+    <w:lvl w:ilvl="7" w:tplc="04090019" w:tentative="1">
+      <w:start w:val="1"/>
+      <w:numFmt w:val="lowerLetter"/>
+      <w:lvlText w:val="%8."/>
+      <w:lvlJc w:val="left"/>
+      <w:pPr>
+        <w:ind w:left="5760" w:hanging="360"/>
+      </w:pPr>
+    </w:lvl>
+    <w:lvl w:ilvl="8" w:tplc="0409001B" w:tentative="1">
+      <w:start w:val="1"/>
+      <w:numFmt w:val="lowerRoman"/>
+      <w:lvlText w:val="%9."/>
+      <w:lvlJc w:val="right"/>
+      <w:pPr>
+        <w:ind w:left="6480" w:hanging="180"/>
+      </w:pPr>
+    </w:lvl>
+  </w:abstractNum>
+  <w:abstractNum w:abstractNumId="6" w15:restartNumberingAfterBreak="0">
+    <w:nsid w:val="6B487E47"/>
+    <w:multiLevelType w:val="multilevel"/>
+    <w:tmpl w:val="9578C1BE"/>
+    <w:lvl w:ilvl="0">
+      <w:start w:val="1"/>
+      <w:numFmt w:val="bullet"/>
+      <w:lvlText w:val=""/>
+      <w:lvlJc w:val="left"/>
+      <w:pPr>
+        <w:tabs>
+          <w:tab w:val="num" w:pos="720"/>
+        </w:tabs>
+        <w:ind w:left="720" w:hanging="360"/>
+      </w:pPr>
+      <w:rPr>
+        <w:rFonts w:ascii="Symbol" w:hAnsi="Symbol" w:hint="default"/>
+        <w:sz w:val="20"/>
+      </w:rPr>
+    </w:lvl>
+    <w:lvl w:ilvl="1" w:tentative="1">
+      <w:start w:val="1"/>
+      <w:numFmt w:val="bullet"/>
+      <w:lvlText w:val="o"/>
+      <w:lvlJc w:val="left"/>
+      <w:pPr>
+        <w:tabs>
+          <w:tab w:val="num" w:pos="1440"/>
+        </w:tabs>
+        <w:ind w:left="1440" w:hanging="360"/>
+      </w:pPr>
+      <w:rPr>
+        <w:rFonts w:ascii="Courier New" w:hAnsi="Courier New" w:hint="default"/>
+        <w:sz w:val="20"/>
+      </w:rPr>
+    </w:lvl>
+    <w:lvl w:ilvl="2" w:tentative="1">
+      <w:start w:val="1"/>
+      <w:numFmt w:val="bullet"/>
+      <w:lvlText w:val=""/>
+      <w:lvlJc w:val="left"/>
+      <w:pPr>
+        <w:tabs>
+          <w:tab w:val="num" w:pos="2160"/>
+        </w:tabs>
+        <w:ind w:left="2160" w:hanging="360"/>
+      </w:pPr>
+      <w:rPr>
+        <w:rFonts w:ascii="Wingdings" w:hAnsi="Wingdings" w:hint="default"/>
+        <w:sz w:val="20"/>
+      </w:rPr>
+    </w:lvl>
+    <w:lvl w:ilvl="3" w:tentative="1">
+      <w:start w:val="1"/>
+      <w:numFmt w:val="bullet"/>
+      <w:lvlText w:val=""/>
+      <w:lvlJc w:val="left"/>
+      <w:pPr>
+        <w:tabs>
+          <w:tab w:val="num" w:pos="2880"/>
+        </w:tabs>
+        <w:ind w:left="2880" w:hanging="360"/>
+      </w:pPr>
+      <w:rPr>
+        <w:rFonts w:ascii="Wingdings" w:hAnsi="Wingdings" w:hint="default"/>
+        <w:sz w:val="20"/>
+      </w:rPr>
+    </w:lvl>
+    <w:lvl w:ilvl="4" w:tentative="1">
+      <w:start w:val="1"/>
+      <w:numFmt w:val="bullet"/>
+      <w:lvlText w:val=""/>
+      <w:lvlJc w:val="left"/>
+      <w:pPr>
+        <w:tabs>
+          <w:tab w:val="num" w:pos="3600"/>
+        </w:tabs>
+        <w:ind w:left="3600" w:hanging="360"/>
+      </w:pPr>
+      <w:rPr>
+        <w:rFonts w:ascii="Wingdings" w:hAnsi="Wingdings" w:hint="default"/>
+        <w:sz w:val="20"/>
+      </w:rPr>
+    </w:lvl>
+    <w:lvl w:ilvl="5" w:tentative="1">
+      <w:start w:val="1"/>
+      <w:numFmt w:val="bullet"/>
+      <w:lvlText w:val=""/>
+      <w:lvlJc w:val="left"/>
+      <w:pPr>
+        <w:tabs>
+          <w:tab w:val="num" w:pos="4320"/>
+        </w:tabs>
+        <w:ind w:left="4320" w:hanging="360"/>
+      </w:pPr>
+      <w:rPr>
+        <w:rFonts w:ascii="Wingdings" w:hAnsi="Wingdings" w:hint="default"/>
+        <w:sz w:val="20"/>
+      </w:rPr>
+    </w:lvl>
+    <w:lvl w:ilvl="6" w:tentative="1">
+      <w:start w:val="1"/>
+      <w:numFmt w:val="bullet"/>
+      <w:lvlText w:val=""/>
+      <w:lvlJc w:val="left"/>
+      <w:pPr>
+        <w:tabs>
+          <w:tab w:val="num" w:pos="5040"/>
+        </w:tabs>
+        <w:ind w:left="5040" w:hanging="360"/>
+      </w:pPr>
+      <w:rPr>
+        <w:rFonts w:ascii="Wingdings" w:hAnsi="Wingdings" w:hint="default"/>
+        <w:sz w:val="20"/>
+      </w:rPr>
+    </w:lvl>
+    <w:lvl w:ilvl="7" w:tentative="1">
+      <w:start w:val="1"/>
+      <w:numFmt w:val="bullet"/>
+      <w:lvlText w:val=""/>
+      <w:lvlJc w:val="left"/>
+      <w:pPr>
+        <w:tabs>
+          <w:tab w:val="num" w:pos="5760"/>
+        </w:tabs>
+        <w:ind w:left="5760" w:hanging="360"/>
+      </w:pPr>
+      <w:rPr>
+        <w:rFonts w:ascii="Wingdings" w:hAnsi="Wingdings" w:hint="default"/>
+        <w:sz w:val="20"/>
+      </w:rPr>
+    </w:lvl>
+    <w:lvl w:ilvl="8" w:tentative="1">
+      <w:start w:val="1"/>
+      <w:numFmt w:val="bullet"/>
+      <w:lvlText w:val=""/>
+      <w:lvlJc w:val="left"/>
+      <w:pPr>
+        <w:tabs>
+          <w:tab w:val="num" w:pos="6480"/>
+        </w:tabs>
+        <w:ind w:left="6480" w:hanging="360"/>
+      </w:pPr>
+      <w:rPr>
+        <w:rFonts w:ascii="Wingdings" w:hAnsi="Wingdings" w:hint="default"/>
+        <w:sz w:val="20"/>
+      </w:rPr>
+    </w:lvl>
+  </w:abstractNum>
+  <w:abstractNum w:abstractNumId="7" w15:restartNumberingAfterBreak="0">
+    <w:nsid w:val="71AC3574"/>
+    <w:multiLevelType w:val="hybridMultilevel"/>
+    <w:tmpl w:val="F344098A"/>
+    <w:lvl w:ilvl="0" w:tplc="04090001">
+      <w:start w:val="1"/>
+      <w:numFmt w:val="bullet"/>
+      <w:lvlText w:val=""/>
+      <w:lvlJc w:val="left"/>
+      <w:pPr>
+        <w:ind w:left="1490" w:hanging="360"/>
+      </w:pPr>
+      <w:rPr>
+        <w:rFonts w:ascii="Symbol" w:hAnsi="Symbol" w:hint="default"/>
+      </w:rPr>
+    </w:lvl>
+    <w:lvl w:ilvl="1" w:tplc="04090003" w:tentative="1">
+      <w:start w:val="1"/>
+      <w:numFmt w:val="bullet"/>
+      <w:lvlText w:val="o"/>
+      <w:lvlJc w:val="left"/>
+      <w:pPr>
+        <w:ind w:left="2210" w:hanging="360"/>
+      </w:pPr>
+      <w:rPr>
+        <w:rFonts w:ascii="Courier New" w:hAnsi="Courier New" w:cs="Courier New" w:hint="default"/>
+      </w:rPr>
+    </w:lvl>
+    <w:lvl w:ilvl="2" w:tplc="04090005" w:tentative="1">
+      <w:start w:val="1"/>
+      <w:numFmt w:val="bullet"/>
+      <w:lvlText w:val=""/>
+      <w:lvlJc w:val="left"/>
+      <w:pPr>
+        <w:ind w:left="2930" w:hanging="360"/>
+      </w:pPr>
+      <w:rPr>
+        <w:rFonts w:ascii="Wingdings" w:hAnsi="Wingdings" w:hint="default"/>
+      </w:rPr>
+    </w:lvl>
+    <w:lvl w:ilvl="3" w:tplc="04090001" w:tentative="1">
+      <w:start w:val="1"/>
+      <w:numFmt w:val="bullet"/>
+      <w:lvlText w:val=""/>
+      <w:lvlJc w:val="left"/>
+      <w:pPr>
+        <w:ind w:left="3650" w:hanging="360"/>
+      </w:pPr>
+      <w:rPr>
+        <w:rFonts w:ascii="Symbol" w:hAnsi="Symbol" w:hint="default"/>
+      </w:rPr>
+    </w:lvl>
+    <w:lvl w:ilvl="4" w:tplc="04090003" w:tentative="1">
+      <w:start w:val="1"/>
+      <w:numFmt w:val="bullet"/>
+      <w:lvlText w:val="o"/>
+      <w:lvlJc w:val="left"/>
+      <w:pPr>
+        <w:ind w:left="4370" w:hanging="360"/>
+      </w:pPr>
+      <w:rPr>
+        <w:rFonts w:ascii="Courier New" w:hAnsi="Courier New" w:cs="Courier New" w:hint="default"/>
+      </w:rPr>
+    </w:lvl>
+    <w:lvl w:ilvl="5" w:tplc="04090005" w:tentative="1">
+      <w:start w:val="1"/>
+      <w:numFmt w:val="bullet"/>
+      <w:lvlText w:val=""/>
+      <w:lvlJc w:val="left"/>
+      <w:pPr>
+        <w:ind w:left="5090" w:hanging="360"/>
+      </w:pPr>
+      <w:rPr>
+        <w:rFonts w:ascii="Wingdings" w:hAnsi="Wingdings" w:hint="default"/>
+      </w:rPr>
+    </w:lvl>
+    <w:lvl w:ilvl="6" w:tplc="04090001" w:tentative="1">
+      <w:start w:val="1"/>
+      <w:numFmt w:val="bullet"/>
+      <w:lvlText w:val=""/>
+      <w:lvlJc w:val="left"/>
+      <w:pPr>
+        <w:ind w:left="5810" w:hanging="360"/>
+      </w:pPr>
+      <w:rPr>
+        <w:rFonts w:ascii="Symbol" w:hAnsi="Symbol" w:hint="default"/>
+      </w:rPr>
+    </w:lvl>
+    <w:lvl w:ilvl="7" w:tplc="04090003" w:tentative="1">
+      <w:start w:val="1"/>
+      <w:numFmt w:val="bullet"/>
+      <w:lvlText w:val="o"/>
+      <w:lvlJc w:val="left"/>
+      <w:pPr>
+        <w:ind w:left="6530" w:hanging="360"/>
+      </w:pPr>
+      <w:rPr>
+        <w:rFonts w:ascii="Courier New" w:hAnsi="Courier New" w:cs="Courier New" w:hint="default"/>
+      </w:rPr>
+    </w:lvl>
+    <w:lvl w:ilvl="8" w:tplc="04090005" w:tentative="1">
+      <w:start w:val="1"/>
+      <w:numFmt w:val="bullet"/>
+      <w:lvlText w:val=""/>
+      <w:lvlJc w:val="left"/>
+      <w:pPr>
+        <w:ind w:left="7250" w:hanging="360"/>
+      </w:pPr>
+      <w:rPr>
+        <w:rFonts w:ascii="Wingdings" w:hAnsi="Wingdings" w:hint="default"/>
+      </w:rPr>
+    </w:lvl>
+  </w:abstractNum>
   <w:num w:numId="1" w16cid:durableId="61761756">
-    <w:abstractNumId w:val="2"/>
+    <w:abstractNumId w:val="4"/>
   </w:num>
   <w:num w:numId="2" w16cid:durableId="951745110">
     <w:abstractNumId w:val="0"/>
   </w:num>
   <w:num w:numId="3" w16cid:durableId="1434478640">
     <w:abstractNumId w:val="1"/>
+  </w:num>
+  <w:num w:numId="4" w16cid:durableId="201481006">
+    <w:abstractNumId w:val="5"/>
+  </w:num>
+  <w:num w:numId="5" w16cid:durableId="343672136">
+    <w:abstractNumId w:val="3"/>
+  </w:num>
+  <w:num w:numId="6" w16cid:durableId="1480028570">
+    <w:abstractNumId w:val="7"/>
+  </w:num>
+  <w:num w:numId="7" w16cid:durableId="983895773">
+    <w:abstractNumId w:val="2"/>
+  </w:num>
+  <w:num w:numId="8" w16cid:durableId="277178600">
+    <w:abstractNumId w:val="6"/>
+  </w:num>
+  <w:num w:numId="9" w16cid:durableId="26491004">
+    <w:abstractNumId w:val="5"/>
+    <w:lvlOverride w:ilvl="0"/>
+    <w:lvlOverride w:ilvl="1"/>
+    <w:lvlOverride w:ilvl="2"/>
+    <w:lvlOverride w:ilvl="3"/>
+    <w:lvlOverride w:ilvl="4"/>
+    <w:lvlOverride w:ilvl="5"/>
+    <w:lvlOverride w:ilvl="6"/>
+    <w:lvlOverride w:ilvl="7"/>
+    <w:lvlOverride w:ilvl="8"/>
+  </w:num>
+  <w:num w:numId="10" w16cid:durableId="1943031821">
+    <w:abstractNumId w:val="7"/>
+    <w:lvlOverride w:ilvl="0"/>
+    <w:lvlOverride w:ilvl="1"/>
+    <w:lvlOverride w:ilvl="2"/>
+    <w:lvlOverride w:ilvl="3"/>
+    <w:lvlOverride w:ilvl="4"/>
+    <w:lvlOverride w:ilvl="5"/>
+    <w:lvlOverride w:ilvl="6"/>
+    <w:lvlOverride w:ilvl="7"/>
+    <w:lvlOverride w:ilvl="8"/>
   </w:num>
 </w:numbering>
 </file>
@@ -1914,6 +3997,55 @@
       <w:spacing w:val="5"/>
     </w:rPr>
   </w:style>
+  <w:style w:type="paragraph" w:styleId="NormalWeb">
+    <w:name w:val="Normal (Web)"/>
+    <w:basedOn w:val="Normal"/>
+    <w:uiPriority w:val="99"/>
+    <w:unhideWhenUsed/>
+    <w:rsid w:val="003149EB"/>
+    <w:pPr>
+      <w:spacing w:before="100" w:beforeAutospacing="1" w:after="100" w:afterAutospacing="1" w:line="240" w:lineRule="auto"/>
+    </w:pPr>
+    <w:rPr>
+      <w:rFonts w:ascii="Times New Roman" w:eastAsia="Times New Roman" w:hAnsi="Times New Roman" w:cs="Times New Roman"/>
+      <w:kern w:val="0"/>
+      <w14:ligatures w14:val="none"/>
+    </w:rPr>
+  </w:style>
+  <w:style w:type="character" w:styleId="Strong">
+    <w:name w:val="Strong"/>
+    <w:basedOn w:val="DefaultParagraphFont"/>
+    <w:uiPriority w:val="22"/>
+    <w:qFormat/>
+    <w:rsid w:val="003149EB"/>
+    <w:rPr>
+      <w:b/>
+      <w:bCs/>
+    </w:rPr>
+  </w:style>
+  <w:style w:type="character" w:styleId="Hyperlink">
+    <w:name w:val="Hyperlink"/>
+    <w:basedOn w:val="DefaultParagraphFont"/>
+    <w:uiPriority w:val="99"/>
+    <w:unhideWhenUsed/>
+    <w:rsid w:val="004B0242"/>
+    <w:rPr>
+      <w:color w:val="467886" w:themeColor="hyperlink"/>
+      <w:u w:val="single"/>
+    </w:rPr>
+  </w:style>
+  <w:style w:type="character" w:styleId="UnresolvedMention">
+    <w:name w:val="Unresolved Mention"/>
+    <w:basedOn w:val="DefaultParagraphFont"/>
+    <w:uiPriority w:val="99"/>
+    <w:semiHidden/>
+    <w:unhideWhenUsed/>
+    <w:rsid w:val="004B0242"/>
+    <w:rPr>
+      <w:color w:val="605E5C"/>
+      <w:shd w:val="clear" w:color="auto" w:fill="E1DFDD"/>
+    </w:rPr>
+  </w:style>
 </w:styles>
 </file>
 
